--- a/rapports/16_02_2026/ALPHA_BALDE/coh_EQ21_sup_092101000004.docx
+++ b/rapports/16_02_2026/ALPHA_BALDE/coh_EQ21_sup_092101000004.docx
@@ -25,7 +25,7 @@
         <w:br/>
         <w:t>Grappe: 092101000004</w:t>
         <w:br/>
-        <w:t>Date: 16/02/2026 a 12:40</w:t>
+        <w:t>Date: 16/02/2026 a 12:58</w:t>
       </w:r>
     </w:p>
     <w:p/>

--- a/rapports/16_02_2026/ALPHA_BALDE/coh_EQ21_sup_092101000004.docx
+++ b/rapports/16_02_2026/ALPHA_BALDE/coh_EQ21_sup_092101000004.docx
@@ -25,7 +25,7 @@
         <w:br/>
         <w:t>Grappe: 092101000004</w:t>
         <w:br/>
-        <w:t>Date: 16/02/2026 a 12:58</w:t>
+        <w:t>Date: 16/02/2026 a 13:05</w:t>
       </w:r>
     </w:p>
     <w:p/>
@@ -231,6 +231,38 @@
           </w:tcPr>
           <w:p>
             <w:r>
+              <w:t>Section7b</w:t>
+            </w:r>
+          </w:p>
+        </w:tc>
+        <w:tc>
+          <w:tcPr>
+            <w:tcW w:type="dxa" w:w="3324"/>
+          </w:tcPr>
+          <w:p>
+            <w:r>
+              <w:t>Consommation alimentaire - 7 jours</w:t>
+            </w:r>
+          </w:p>
+        </w:tc>
+        <w:tc>
+          <w:tcPr>
+            <w:tcW w:type="dxa" w:w="3324"/>
+          </w:tcPr>
+          <w:p>
+            <w:r>
+              <w:t>12</w:t>
+            </w:r>
+          </w:p>
+        </w:tc>
+      </w:tr>
+      <w:tr>
+        <w:tc>
+          <w:tcPr>
+            <w:tcW w:type="dxa" w:w="3324"/>
+          </w:tcPr>
+          <w:p>
+            <w:r>
               <w:t>Section16a</w:t>
             </w:r>
           </w:p>
@@ -252,38 +284,6 @@
           <w:p>
             <w:r>
               <w:t>12</w:t>
-            </w:r>
-          </w:p>
-        </w:tc>
-      </w:tr>
-      <w:tr>
-        <w:tc>
-          <w:tcPr>
-            <w:tcW w:type="dxa" w:w="3324"/>
-          </w:tcPr>
-          <w:p>
-            <w:r>
-              <w:t>Section0</w:t>
-            </w:r>
-          </w:p>
-        </w:tc>
-        <w:tc>
-          <w:tcPr>
-            <w:tcW w:type="dxa" w:w="3324"/>
-          </w:tcPr>
-          <w:p>
-            <w:r>
-              <w:t>Identification et renseignements de controle</w:t>
-            </w:r>
-          </w:p>
-        </w:tc>
-        <w:tc>
-          <w:tcPr>
-            <w:tcW w:type="dxa" w:w="3324"/>
-          </w:tcPr>
-          <w:p>
-            <w:r>
-              <w:t>11</w:t>
             </w:r>
           </w:p>
         </w:tc>
@@ -327,7 +327,7 @@
           </w:tcPr>
           <w:p>
             <w:r>
-              <w:t>Section7b</w:t>
+              <w:t>Section0</w:t>
             </w:r>
           </w:p>
         </w:tc>
@@ -337,7 +337,7 @@
           </w:tcPr>
           <w:p>
             <w:r>
-              <w:t>Consommation alimentaire - 7 jours</w:t>
+              <w:t>Identification et renseignements de controle</w:t>
             </w:r>
           </w:p>
         </w:tc>
@@ -347,7 +347,7 @@
           </w:tcPr>
           <w:p>
             <w:r>
-              <w:t>11</w:t>
+              <w:t>10</w:t>
             </w:r>
           </w:p>
         </w:tc>
@@ -391,6 +391,38 @@
           </w:tcPr>
           <w:p>
             <w:r>
+              <w:t>Section12</w:t>
+            </w:r>
+          </w:p>
+        </w:tc>
+        <w:tc>
+          <w:tcPr>
+            <w:tcW w:type="dxa" w:w="3324"/>
+          </w:tcPr>
+          <w:p>
+            <w:r>
+              <w:t>Actifs du menage</w:t>
+            </w:r>
+          </w:p>
+        </w:tc>
+        <w:tc>
+          <w:tcPr>
+            <w:tcW w:type="dxa" w:w="3324"/>
+          </w:tcPr>
+          <w:p>
+            <w:r>
+              <w:t>8</w:t>
+            </w:r>
+          </w:p>
+        </w:tc>
+      </w:tr>
+      <w:tr>
+        <w:tc>
+          <w:tcPr>
+            <w:tcW w:type="dxa" w:w="3324"/>
+          </w:tcPr>
+          <w:p>
+            <w:r>
               <w:t>Section11</w:t>
             </w:r>
           </w:p>
@@ -412,38 +444,6 @@
           <w:p>
             <w:r>
               <w:t>7</w:t>
-            </w:r>
-          </w:p>
-        </w:tc>
-      </w:tr>
-      <w:tr>
-        <w:tc>
-          <w:tcPr>
-            <w:tcW w:type="dxa" w:w="3324"/>
-          </w:tcPr>
-          <w:p>
-            <w:r>
-              <w:t>Section12</w:t>
-            </w:r>
-          </w:p>
-        </w:tc>
-        <w:tc>
-          <w:tcPr>
-            <w:tcW w:type="dxa" w:w="3324"/>
-          </w:tcPr>
-          <w:p>
-            <w:r>
-              <w:t>Actifs du menage</w:t>
-            </w:r>
-          </w:p>
-        </w:tc>
-        <w:tc>
-          <w:tcPr>
-            <w:tcW w:type="dxa" w:w="3324"/>
-          </w:tcPr>
-          <w:p>
-            <w:r>
-              <w:t>6</w:t>
             </w:r>
           </w:p>
         </w:tc>
@@ -959,7 +959,7 @@
         <w:rPr>
           <w:sz w:val="20"/>
         </w:rPr>
-        <w:t>- Attention ! Le prix unitaire d'achat (250 Fcfa) de Niébé/Haricots secs en Sachets (Petit) est relativement élevé par rapport aux autres prix observés dans cette zone. Prière de corriger ou de confirmer avec le QG. Attention ! Le prix unitaire d'achat (300 Fcfa) de Oignon frais en Kg (taille unique) est relativement faible par rapport aux autres prix observés dans cette zone. Prière de corriger ou de confirmer avec le QG. Attention ! Le prix unitaire d'achat (700 Fcfa) de Ail en Tas (Petit) est relativement élevé par rapport aux autres prix observés dans cette zone. Prière de corriger ou de confirmer avec le QG. Attention ! Le prix unitaire d'achat (700 Fcfa) de Vinaigre de vin en Bouteille 1l (taille unique) est relativement élevé par rapport aux autres prix observés dans cette zone. Prière de corriger ou de confirmer avec le QG.</w:t>
+        <w:t>- Attention ! Le prix unitaire d'achat (1600 Fcfa) de Cube alimentaire (Maggi, Jumbo, ) en Tablette (Moyen) est relativement élevé par rapport aux autres prix observés dans cette zone. Prière de corriger ou de confirmer avec le QG. Attention ! Le prix unitaire d'achat (250 Fcfa) de Niébé/Haricots secs en Sachets (Petit) est relativement élevé par rapport aux autres prix observés dans cette zone. Prière de corriger ou de confirmer avec le QG. Attention ! Le prix unitaire d'achat (300 Fcfa) de Oignon frais en Kg (taille unique) est relativement faible par rapport aux autres prix observés dans cette zone. Prière de corriger ou de confirmer avec le QG. Attention ! Le prix unitaire d'achat (700 Fcfa) de Ail en Tas (Petit) est relativement élevé par rapport aux autres prix observés dans cette zone. Prière de corriger ou de confirmer avec le QG. Attention ! Le prix unitaire d'achat (700 Fcfa) de Vinaigre de vin en Bouteille 1l (taille unique) est relativement élevé par rapport aux autres prix observés dans cette zone. Prière de corriger ou de confirmer avec le QG.</w:t>
       </w:r>
     </w:p>
     <w:p>
@@ -1001,8 +1001,6 @@
         <w:rPr>
           <w:sz w:val="20"/>
         </w:rPr>
-        <w:t xml:space="preserve">- Attention ! Matelas simple a été revendu à 100000 Fcfa qui est relativement élevé par rapport aux autres prix de revente observés dans cette zone. Prière de corriger ou de confirmer avec le QG. </w:t>
-        <w:br/>
         <w:t>- Le nombre d'article ( Salon  (Fauteuils et table basse))  dans ce ménages est élevé (7), prière de corriger ou confirmer avec le QG.</w:t>
       </w:r>
     </w:p>
@@ -1496,7 +1494,7 @@
         <w:rPr>
           <w:sz w:val="20"/>
         </w:rPr>
-        <w:t>- Attention ! Le prix unitaire d'achat (100 Fcfa) de Citron en Pièce (Petit) est relativement élevé par rapport aux autres prix observés dans cette zone. Prière de corriger ou de confirmer avec le QG. Attention ! Le prix unitaire d'achat (125 Fcfa) de Concentré de tomate en Sachets industriel (Petit) est relativement élevé par rapport aux autres prix observés dans cette zone. Prière de corriger ou de confirmer avec le QG. Attention ! Le prix unitaire d'achat (200 Fcfa) de Carotte en Pièce (Petit) est relativement élevé par rapport aux autres prix observés dans cette zone. Prière de corriger ou de confirmer avec le QG. Attention ! Le prix unitaire d'achat (600 Fcfa) de Pâte d'arachide en Sachets (Petit) est relativement élevé par rapport aux autres prix observés dans cette zone. Prière de corriger ou de confirmer avec le QG. Attention ! Le prix unitaire d'achat (800 Fcfa) de Lait en poudre en Sachets (Moyen) est relativement élevé par rapport aux autres prix observés dans cette zone. Prière de corriger ou de confirmer avec le QG. Avertissement!! La quantité (3.5 litre) du produit Huile de palme raffinée consommée  par le ménage semble très élevé, prière de corriger ou confirmer avec le QG. Avertissement!! La quantité (3.5 litre) du produit Huile de soja  consommée  par le ménage semble très élevé, prière de corriger ou confirmer avec le QG. Avertissement!!! Le ménage a consommé 3 Paquet Petit de Thé en sachet, cette quantité semble anormale pour une consommation des 7 derniers jours.Prière de corriger ou de confirmer avec le QG. Avertissement!! le prix unitaire (150 Fcfa) de Thé en sachet (unité: Paquet) de taille Petit est très faible ou élevé. Prière de corriger ou de confirmer avec le QG. Le ménage a consommé 1 Sac (25 Kg) taille unique de Sel, cette quantité semble anormale pour une consommation des 7 derniers jours. prière de verifier et corriger ou confirmer avec le QG. Difficile de consommer le Sel en Sac (25 Kg) taille unique prière de verifier. Le prix d'achat unitaire (150 Fcfa) de Mil en Kg de taille  taille unique  est très faible, prière de regarder les reponses prises dans les questions s07bq07a s07bq07b s07bq07c s07bq08 pour mieux corriger. Le prix d'achat unitaire (50 Fcfa) de Cube alimentaire (Maggi, Jumbo, ) en Kg de taille  taille unique  est très faible, prière de regarder les reponses prises dans les questions s07bq07a s07bq07b s07bq07c s07bq08 pour mieux corriger.</w:t>
+        <w:t>- Attention ! Le prix unitaire d'achat (100 Fcfa) de Citron en Pièce (Petit) est relativement élevé par rapport aux autres prix observés dans cette zone. Prière de corriger ou de confirmer avec le QG. Attention ! Le prix unitaire d'achat (100 Fcfa) de Oignon frais en Pièce (Petit) est relativement élevé par rapport aux autres prix observés dans cette zone. Prière de corriger ou de confirmer avec le QG. Attention ! Le prix unitaire d'achat (125 Fcfa) de Concentré de tomate en Sachets industriel (Petit) est relativement élevé par rapport aux autres prix observés dans cette zone. Prière de corriger ou de confirmer avec le QG. Attention ! Le prix unitaire d'achat (200 Fcfa) de Carotte en Pièce (Petit) est relativement élevé par rapport aux autres prix observés dans cette zone. Prière de corriger ou de confirmer avec le QG. Attention ! Le prix unitaire d'achat (200 Fcfa) de Patate douce en Pièce (Petit) est relativement élevé par rapport aux autres prix observés dans cette zone. Prière de corriger ou de confirmer avec le QG. Avertissement!! La quantité (3.5 litre) du produit Huile de palme raffinée consommée  par le ménage semble très élevé, prière de corriger ou confirmer avec le QG. Avertissement!! La quantité (3.5 litre) du produit Huile de soja  consommée  par le ménage semble très élevé, prière de corriger ou confirmer avec le QG. Avertissement!!! Le ménage a consommé 3 Paquet Petit de Thé en sachet, cette quantité semble anormale pour une consommation des 7 derniers jours.Prière de corriger ou de confirmer avec le QG. Avertissement!! le prix unitaire (150 Fcfa) de Thé en sachet (unité: Paquet) de taille Petit est très faible ou élevé. Prière de corriger ou de confirmer avec le QG. Le prix d'achat unitaire (150 Fcfa) de Mil en Kg de taille  taille unique  est très faible, prière de regarder les reponses prises dans les questions s07bq07a s07bq07b s07bq07c s07bq08 pour mieux corriger. Attention ! Le prix unitaire d'achat (150 Fcfa) de Mil en Kg (taille unique) est relativement faible par rapport aux autres prix observés dans cette zone. Prière de corriger ou de confirmer avec le QG. Le prix d'achat unitaire (50 Fcfa) de Cube alimentaire (Maggi, Jumbo, ) en Kg de taille  taille unique  est très faible, prière de regarder les reponses prises dans les questions s07bq07a s07bq07b s07bq07c s07bq08 pour mieux corriger.</w:t>
       </w:r>
     </w:p>
     <w:p>
@@ -1517,7 +1515,7 @@
         <w:rPr>
           <w:sz w:val="20"/>
         </w:rPr>
-        <w:t>- L'entreprise produits halieutique dit avoir réçu une somme sur la vente de ces produits transformés (s10q48 est differnt de 0) mais n'a depensé aucune somme sur l'achat des matières premières (s10q49==0), prière de fournir de l'effort pour estimer le montant obtenu en achat de matières premières. L'entreprise produits halieutique est généralement une entreprise commerciale ou de service dont elle ne depense pas en achat de matières premières.Elle ne transforme pas de produit donc ne peut pas obtenir un montant sur la vente des produits transformés (10.48 ou 10.49). Prière de mettre 0 pour ces questions si elles ne font pas de transformation.</w:t>
+        <w:t>- Le montant dépensé de L'entreprise produits halieutique pour l'achat de ces marchandises revendues en état, sans transformation ne peut être supérieur aux montants obtenus sur la revente de marchandises achetées et revendues en état au cours des 30 derniers jours ou durant le dernier mois où l'entreprise a fonctionné (s10q47 &gt; s10q46), prière de corriger. Incohérence! L'entreprise produits halieutique a depensé pour l'achat des marchandises revendues en état (s10q47 different de 0) mais dit n'avoir réçu aucune somme sur la revente de ces marchandises achetées et revendues en état (s10q46 est égal à 0), prière de fournir d'effort pour estimer le montant obtenu sur la revente de ces marchandises achetées et revendues en état. L'entreprise produits halieutique dit avoir réçu une somme sur la vente de ces produits transformés (s10q48 est differnt de 0) mais n'a depensé aucune somme sur l'achat des matières premières (s10q49==0), prière de fournir de l'effort pour estimer le montant obtenu en achat de matières premières. L'entreprise produits halieutique est généralement une entreprise commerciale ou de service dont elle ne depense pas en achat de matières premières.Elle ne transforme pas de produit donc ne peut pas obtenir un montant sur la vente des produits transformés (10.48 ou 10.49). Prière de mettre 0 pour ces questions si elles ne font pas de transformation.</w:t>
       </w:r>
     </w:p>
     <w:p>
@@ -1979,9 +1977,7 @@
         <w:rPr>
           <w:sz w:val="20"/>
         </w:rPr>
-        <w:t xml:space="preserve">- Avertissement! Veuillez renseigner par oui ou non toutes les modalités de la question s01q47. </w:t>
-        <w:br/>
-        <w:t>- Attention ! Le montant (4000 Fcfa) dépensé ou reçu en cadeau pour les recharges internet ou de forfaits de données mobiles(hors appels vocaux), aucours des 30 derniers jours de  banda diombaty est relativement élevé par rapport aux autres montants depansés observés dans cette zone. Prière de corriger ou de confirmer avec le QG.</w:t>
+        <w:t>- Avertissement! Veuillez renseigner par oui ou non toutes les modalités de la question s01q47.</w:t>
       </w:r>
     </w:p>
     <w:p>
@@ -2102,7 +2098,7 @@
         <w:rPr>
           <w:sz w:val="20"/>
         </w:rPr>
-        <w:t>- Attention ! Le prix unitaire d'achat (50 Fcfa) de Choux en Morceau (Portion) (Petit) est relativement faible par rapport aux autres prix observés dans cette zone. Prière de corriger ou de confirmer avec le QG.</w:t>
+        <w:t>- Attention ! Le prix unitaire d'achat (100 Fcfa) de Oignon frais en Pièce (Petit) est relativement élevé par rapport aux autres prix observés dans cette zone. Prière de corriger ou de confirmer avec le QG. Attention ! Le prix unitaire d'achat (200 Fcfa) de Gombo frais en Tas (Petit) est relativement élevé par rapport aux autres prix observés dans cette zone. Prière de corriger ou de confirmer avec le QG. Attention ! Le prix unitaire d'achat (50 Fcfa) de Choux en Morceau (Portion) (Petit) est relativement faible par rapport aux autres prix observés dans cette zone. Prière de corriger ou de confirmer avec le QG.</w:t>
       </w:r>
     </w:p>
     <w:p>
@@ -2534,27 +2530,6 @@
           <w:color w:val="4672C4"/>
           <w:sz w:val="22"/>
         </w:rPr>
-        <w:t>&gt;&gt; Section0 - Identification et renseignements de controle</w:t>
-      </w:r>
-    </w:p>
-    <w:p>
-      <w:pPr>
-        <w:ind w:left="283"/>
-      </w:pPr>
-      <w:r>
-        <w:rPr>
-          <w:sz w:val="20"/>
-        </w:rPr>
-        <w:t>- Le questionnaire semble ne pas être complètement fini mais le questionnaire est en statut complet, prière de compléter le questionnaire.</w:t>
-      </w:r>
-    </w:p>
-    <w:p>
-      <w:r>
-        <w:rPr>
-          <w:b/>
-          <w:color w:val="4672C4"/>
-          <w:sz w:val="22"/>
-        </w:rPr>
         <w:t>&gt;&gt; Section1 - Caracteristiques des membres</w:t>
       </w:r>
     </w:p>
@@ -2656,7 +2631,7 @@
         <w:rPr>
           <w:sz w:val="20"/>
         </w:rPr>
-        <w:t>- Attention ! Le prix unitaire d'achat (150 Fcfa) de Poireau en Tas (Petit) est relativement élevé par rapport aux autres prix observés dans cette zone. Prière de corriger ou de confirmer avec le QG. Attention ! Le prix unitaire d'achat (50 Fcfa) de Ail en Gousse (Moyen) est relativement faible par rapport aux autres prix observés dans cette zone. Prière de corriger ou de confirmer avec le QG. Attention ! Le prix unitaire d'achat (700 Fcfa) de Sucre en poudre  en Kg (taille unique) est relativement élevé par rapport aux autres prix observés dans cette zone. Prière de corriger ou de confirmer avec le QG. Avertissement!!! Le ménage a consommé 7 Paquet Petit de Thé en sachet, cette quantité semble anormale pour une consommation des 7 derniers jours.Prière de corriger ou de confirmer avec le QG. Avertissement!! le prix unitaire (100 Fcfa) de Thé en sachet (unité: Paquet) de taille Petit est très faible ou élevé. Prière de corriger ou de confirmer avec le QG. Avertissement!!! Le ménage a consommé 8 Pièce Petit de Poisson de mer séché (yayeboye), cette quantité semble anormale pour une consommation des 7 derniers jours.Prière de corriger ou de confirmer avec le QG.</w:t>
+        <w:t>- Attention ! Le prix unitaire d'achat (150 Fcfa) de Ail en Gousse (Moyen) est relativement élevé par rapport aux autres prix observés dans cette zone. Prière de corriger ou de confirmer avec le QG. Attention ! Le prix unitaire d'achat (50 Fcfa) de Feuilles de  Haricot en Tas (Petit) est relativement faible par rapport aux autres prix observés dans cette zone. Prière de corriger ou de confirmer avec le QG. Attention ! Le prix unitaire d'achat (700 Fcfa) de Sucre en poudre  en Kg (taille unique) est relativement élevé par rapport aux autres prix observés dans cette zone. Prière de corriger ou de confirmer avec le QG. Avertissement!!! Le ménage a consommé 7 Paquet Petit de Thé en sachet, cette quantité semble anormale pour une consommation des 7 derniers jours.Prière de corriger ou de confirmer avec le QG. Avertissement!! le prix unitaire (100 Fcfa) de Thé en sachet (unité: Paquet) de taille Petit est très faible ou élevé. Prière de corriger ou de confirmer avec le QG. Avertissement!!! Le ménage a consommé 8 Pièce Petit de Poisson de mer séché (yayeboye), cette quantité semble anormale pour une consommation des 7 derniers jours.Prière de corriger ou de confirmer avec le QG.</w:t>
       </w:r>
     </w:p>
     <w:p>
@@ -2741,6 +2716,27 @@
           <w:sz w:val="20"/>
         </w:rPr>
         <w:t>- Avertissement!! Le ménage (vit en milieu urbain) se débarrasse de ses ordures ménagères soit par le Dépotoir sauvage, brûle et enterre, prière de corriger ou confirmer avec le QG.  En cas de coupure de courant du réseau, la source d’énergie que le ménage utilise est portable et semble exister dans les modalités, prière de prendre attache avec le QG pour plus d'explication afin de la classer bien.</w:t>
+      </w:r>
+    </w:p>
+    <w:p>
+      <w:r>
+        <w:rPr>
+          <w:b/>
+          <w:color w:val="4672C4"/>
+          <w:sz w:val="22"/>
+        </w:rPr>
+        <w:t>&gt;&gt; Section12 - Actifs du menage</w:t>
+      </w:r>
+    </w:p>
+    <w:p>
+      <w:pPr>
+        <w:ind w:left="283"/>
+      </w:pPr>
+      <w:r>
+        <w:rPr>
+          <w:sz w:val="20"/>
+        </w:rPr>
+        <w:t>- Attention ! Fer à repasser à charbon a été achété à 7500 Fcfa est relativement élevé par rapport aux autres prix d'achat observés dans cette zone. Prière de corriger ou de confirmer avec le QG.</w:t>
       </w:r>
     </w:p>
     <w:p>
@@ -3290,7 +3286,7 @@
         <w:rPr>
           <w:sz w:val="20"/>
         </w:rPr>
-        <w:t>- Attention ! Houe/daba/hilaire a été achété à 4000 Fcfa est relativement élevé par rapport aux autres prix d'achat observés dans cette zone. Prière de corriger ou de confirmer avec le QG.</w:t>
+        <w:t>- Attention ! Houe/daba/hilaire a été achété à 4000 Fcfa est relativement élevé par rapport aux autres prix d'achat observés dans cette zone. Prière de corriger ou de confirmer avec le QG. Attention ! Houe/daba/hilaire a été revendu à 4000 Fcfa qui est relativement élevé par rapport aux autres prix de revente observés dans cette zone. Prière de corriger ou de confirmer avec le QG.</w:t>
       </w:r>
     </w:p>
     <w:p>
@@ -3726,7 +3722,7 @@
         <w:rPr>
           <w:sz w:val="20"/>
         </w:rPr>
-        <w:t>- Attention ! Le prix unitaire d'achat (150 Fcfa) de Citron en Pièce (Moyen) est relativement élevé par rapport aux autres prix observés dans cette zone. Prière de corriger ou de confirmer avec le QG. Attention ! Le prix unitaire d'achat (200 Fcfa) de Aubergine   en Pièce (Petit) est relativement élevé par rapport aux autres prix observés dans cette zone. Prière de corriger ou de confirmer avec le QG. Attention ! Le prix unitaire d'achat (200 Fcfa) de Aubergine sauvage  en Pièce (Petit) est relativement élevé par rapport aux autres prix observés dans cette zone. Prière de corriger ou de confirmer avec le QG. Attention ! Le prix unitaire d'achat (200 Fcfa) de Carotte en Pièce (Petit) est relativement élevé par rapport aux autres prix observés dans cette zone. Prière de corriger ou de confirmer avec le QG. Attention ! Le prix unitaire d'achat (250 Fcfa) de Beurre en Morceau (Portion) (Petit) est relativement élevé par rapport aux autres prix observés dans cette zone. Prière de corriger ou de confirmer avec le QG. Attention ! Le prix unitaire d'achat (500 Fcfa) de Pâte d'arachide en Sachets (Petit) est relativement élevé par rapport aux autres prix observés dans cette zone. Prière de corriger ou de confirmer avec le QG. Avertissement!! La quantité (5 litre) du produit Huile de soja  consommée  par le ménage semble très élevé, prière de corriger ou confirmer avec le QG. Difficile de consommer le Sel en Sac (5 Kg) taille unique prière de verifier.</w:t>
+        <w:t>- Attention ! Le prix unitaire d'achat (150 Fcfa) de Citron en Pièce (Moyen) est relativement élevé par rapport aux autres prix observés dans cette zone. Prière de corriger ou de confirmer avec le QG. Attention ! Le prix unitaire d'achat (200 Fcfa) de Aubergine   en Pièce (Petit) est relativement élevé par rapport aux autres prix observés dans cette zone. Prière de corriger ou de confirmer avec le QG. Attention ! Le prix unitaire d'achat (200 Fcfa) de Aubergine sauvage  en Pièce (Petit) est relativement élevé par rapport aux autres prix observés dans cette zone. Prière de corriger ou de confirmer avec le QG. Attention ! Le prix unitaire d'achat (200 Fcfa) de Carotte en Pièce (Petit) est relativement élevé par rapport aux autres prix observés dans cette zone. Prière de corriger ou de confirmer avec le QG. Attention ! Le prix unitaire d'achat (200 Fcfa) de Patate douce en Pièce (Petit) est relativement élevé par rapport aux autres prix observés dans cette zone. Prière de corriger ou de confirmer avec le QG. Attention ! Le prix unitaire d'achat (250 Fcfa) de Beurre en Morceau (Portion) (Petit) est relativement élevé par rapport aux autres prix observés dans cette zone. Prière de corriger ou de confirmer avec le QG. Avertissement!! La quantité (5 litre) du produit Huile de soja  consommée  par le ménage semble très élevé, prière de corriger ou confirmer avec le QG.</w:t>
       </w:r>
     </w:p>
     <w:p>
@@ -4326,6 +4322,27 @@
           <w:color w:val="4672C4"/>
           <w:sz w:val="22"/>
         </w:rPr>
+        <w:t>&gt;&gt; Section12 - Actifs du menage</w:t>
+      </w:r>
+    </w:p>
+    <w:p>
+      <w:pPr>
+        <w:ind w:left="283"/>
+      </w:pPr>
+      <w:r>
+        <w:rPr>
+          <w:sz w:val="20"/>
+        </w:rPr>
+        <w:t>- Attention ! Radio simple/Radiocassette a été achété à 25000 Fcfa est relativement élevé par rapport aux autres prix d'achat observés dans cette zone. Prière de corriger ou de confirmer avec le QG.</w:t>
+      </w:r>
+    </w:p>
+    <w:p>
+      <w:r>
+        <w:rPr>
+          <w:b/>
+          <w:color w:val="4672C4"/>
+          <w:sz w:val="22"/>
+        </w:rPr>
         <w:t>&gt;&gt; Section16a - Champs et parcelles</w:t>
       </w:r>
     </w:p>
@@ -4790,7 +4807,7 @@
         <w:rPr>
           <w:sz w:val="20"/>
         </w:rPr>
-        <w:t>- Attention ! Le prix unitaire d'achat (1000 Fcfa) de Moutarde en Sachets (Petit) est relativement élevé par rapport aux autres prix observés dans cette zone. Prière de corriger ou de confirmer avec le QG. Avertissement!! La quantité (4 litre) du produit Huile de soja  consommée  par le ménage semble très élevé, prière de corriger ou confirmer avec le QG. Avertissement!!! Le ménage a consommé 3 Paquet Petit de Thé en sachet, cette quantité semble anormale pour une consommation des 7 derniers jours.Prière de corriger ou de confirmer avec le QG. Avertissement!! le prix unitaire (100 Fcfa) de Thé en sachet (unité: Paquet) de taille Petit est très faible ou élevé. Prière de corriger ou de confirmer avec le QG. Avertissement!!!Le ménage a consommé 84 Cuillère de Moyen de Beurre  ce qui semble incoherent pour une consommation aucours des 7 derniers jours, prière de verifier et corriger. Le prix d'achat unitaire (225 Fcfa) de Oignon frais en Kg de taille  taille unique  est très faible, prière de regarder les reponses prises dans les questions s07bq07a s07bq07b s07bq07c s07bq08 pour mieux corriger. Attention ! Le prix unitaire d'achat (225 Fcfa) de Oignon frais en Kg (taille unique) est relativement faible par rapport aux autres prix observés dans cette zone. Prière de corriger ou de confirmer avec le QG.</w:t>
+        <w:t>- Attention ! Le prix unitaire d'achat (1000 Fcfa) de Moutarde en Sachets (Petit) est relativement élevé par rapport aux autres prix observés dans cette zone. Prière de corriger ou de confirmer avec le QG. Avertissement!! La quantité (4 litre) du produit Huile de soja  consommée  par le ménage semble très élevé, prière de corriger ou confirmer avec le QG. Avertissement!!! Le ménage a consommé 3 Paquet Petit de Thé en sachet, cette quantité semble anormale pour une consommation des 7 derniers jours.Prière de corriger ou de confirmer avec le QG. Avertissement!! le prix unitaire (100 Fcfa) de Thé en sachet (unité: Paquet) de taille Petit est très faible ou élevé. Prière de corriger ou de confirmer avec le QG. Le prix d'achat unitaire (225 Fcfa) de Oignon frais en Kg de taille  taille unique  est très faible, prière de regarder les reponses prises dans les questions s07bq07a s07bq07b s07bq07c s07bq08 pour mieux corriger. Attention ! Le prix unitaire d'achat (225 Fcfa) de Oignon frais en Kg (taille unique) est relativement faible par rapport aux autres prix observés dans cette zone. Prière de corriger ou de confirmer avec le QG.</w:t>
       </w:r>
     </w:p>
     <w:p>
@@ -5312,7 +5329,7 @@
         <w:rPr>
           <w:sz w:val="20"/>
         </w:rPr>
-        <w:t>- Avertissement!!! Le ménage a consommé 10 Sachets Petit de Sucre en poudre , cette quantité semble anormale pour une consommation des 7 derniers jours.Prière de corriger ou de confirmer avec le QG.</w:t>
+        <w:t>- Attention ! Le prix unitaire d'achat (500 Fcfa) de Café moulu en Sachets (Moyen) est relativement élevé par rapport aux autres prix observés dans cette zone. Prière de corriger ou de confirmer avec le QG. Avertissement!!! Le ménage a consommé 10 Sachets Petit de Sucre en poudre , cette quantité semble anormale pour une consommation des 7 derniers jours.Prière de corriger ou de confirmer avec le QG.</w:t>
       </w:r>
     </w:p>
     <w:p>
@@ -5853,7 +5870,7 @@
         <w:rPr>
           <w:sz w:val="20"/>
         </w:rPr>
-        <w:t>- La dernière fois que vous avez acheté Poisson frais type 7 est au bord de lamer et semble exister dans les modalités, prière de prendre attache avec le QG pour plus d'explication afin de la classer bien. Attention ! Le prix unitaire d'achat (33.33333 Fcfa) de Manioc en tubercules en Morceau (Portion) (Moyen) est relativement faible par rapport aux autres prix observés dans cette zone. Prière de corriger ou de confirmer avec le QG. Attention ! Le prix unitaire d'achat (33.33333 Fcfa) de Patate douce en Pièce (Moyen) est relativement faible par rapport aux autres prix observés dans cette zone. Prière de corriger ou de confirmer avec le QG. Attention ! Le prix unitaire d'achat (700 Fcfa) de Sucre en poudre  en Kg (taille unique) est relativement élevé par rapport aux autres prix observés dans cette zone. Prière de corriger ou de confirmer avec le QG. Attention ! Le prix unitaire d'achat (8500 Fcfa) de Huile de soja  en Bouteille 5l (taille unique) est relativement élevé par rapport aux autres prix observés dans cette zone. Prière de corriger ou de confirmer avec le QG. Attention ! Soupçons de quantité anormale! Le ménage de Aliou Sarr avec une taille de 7 personnes a consommé 17.5 Kg en taille unique de Riz importé parfumé qui est relativement élevé comme consommation par rapport à la condition de vie des autres ménages de même taille dans cette zone. Prière de corriger ou de confirmer avec le QG. Avertissement!!! Le ménage a consommé 8 Paquet Moyen de Thé en sachet, cette quantité semble anormale pour une consommation des 7 derniers jours.Prière de corriger ou de confirmer avec le QG. Avertissement!! le prix unitaire (83.33334 Fcfa) de Thé en sachet (unité: Paquet) de taille Moyen est très faible ou élevé. Prière de corriger ou de confirmer avec le QG.</w:t>
+        <w:t>- La dernière fois que vous avez acheté Poisson frais type 7 est au bord de lamer et semble exister dans les modalités, prière de prendre attache avec le QG pour plus d'explication afin de la classer bien. Attention ! Le prix unitaire d'achat (125 Fcfa) de Œufs frais en Pièce (taille unique) est relativement élevé par rapport aux autres prix observés dans cette zone. Prière de corriger ou de confirmer avec le QG. Attention ! Le prix unitaire d'achat (200 Fcfa) de Choux en Morceau (Portion) (Moyen) est relativement élevé par rapport aux autres prix observés dans cette zone. Prière de corriger ou de confirmer avec le QG. Attention ! Le prix unitaire d'achat (33.33333 Fcfa) de Manioc en tubercules en Morceau (Portion) (Moyen) est relativement faible par rapport aux autres prix observés dans cette zone. Prière de corriger ou de confirmer avec le QG. Attention ! Le prix unitaire d'achat (33.33333 Fcfa) de Patate douce en Pièce (Moyen) est relativement faible par rapport aux autres prix observés dans cette zone. Prière de corriger ou de confirmer avec le QG. Attention ! Le prix unitaire d'achat (700 Fcfa) de Sucre en poudre  en Kg (taille unique) est relativement élevé par rapport aux autres prix observés dans cette zone. Prière de corriger ou de confirmer avec le QG. Attention ! Le prix unitaire d'achat (8500 Fcfa) de Huile de soja  en Bouteille 5l (taille unique) est relativement élevé par rapport aux autres prix observés dans cette zone. Prière de corriger ou de confirmer avec le QG. Attention ! Soupçons de quantité anormale! Le ménage de Aliou Sarr avec une taille de 7 personnes a consommé 17.5 Kg en taille unique de Riz importé parfumé qui est relativement élevé comme consommation par rapport à la condition de vie des autres ménages de même taille dans cette zone. Prière de corriger ou de confirmer avec le QG. Avertissement!!! Le ménage a consommé 8 Paquet Moyen de Thé en sachet, cette quantité semble anormale pour une consommation des 7 derniers jours.Prière de corriger ou de confirmer avec le QG. Avertissement!! le prix unitaire (83.33334 Fcfa) de Thé en sachet (unité: Paquet) de taille Moyen est très faible ou élevé. Prière de corriger ou de confirmer avec le QG.</w:t>
       </w:r>
     </w:p>
     <w:p>
@@ -5920,11 +5937,11 @@
         </w:rPr>
         <w:t xml:space="preserve">- Attention ! Antenne parabolique / décodeur a été achété à 20000 Fcfa est relativement élevé par rapport aux autres prix d'achat observés dans cette zone. Prière de corriger ou de confirmer avec le QG. Attention ! Antenne parabolique / décodeur a été revendu à 20000 Fcfa qui est relativement élevé par rapport aux autres prix de revente observés dans cette zone. Prière de corriger ou de confirmer avec le QG. </w:t>
         <w:br/>
-        <w:t xml:space="preserve">- Attention ! Appareil TV a été revendu à 140000 Fcfa qui est relativement élevé par rapport aux autres prix de revente observés dans cette zone. Prière de corriger ou de confirmer avec le QG. </w:t>
-        <w:br/>
         <w:t xml:space="preserve">- Attention ! Armoires et autres meubles a été achété à 500000 Fcfa est relativement élevé par rapport aux autres prix d'achat observés dans cette zone. Prière de corriger ou de confirmer avec le QG. </w:t>
         <w:br/>
         <w:t xml:space="preserve">- Attention ! Matelas simple a été revendu à 110000 Fcfa qui est relativement élevé par rapport aux autres prix de revente observés dans cette zone. Prière de corriger ou de confirmer avec le QG. </w:t>
+        <w:br/>
+        <w:t xml:space="preserve">- Attention ! Téléphone portable a été revendu à 100000 Fcfa qui est relativement élevé par rapport aux autres prix de revente observés dans cette zone. Prière de corriger ou de confirmer avec le QG. </w:t>
         <w:br/>
         <w:t xml:space="preserve">- Avertissement!!! Le prix d'achat (150000) de l'article  Réfrigérateur est inférieur aux prix de revente (200000)  avec l'âge du bien atteignant 2 ans. Prière de vérifier ou confirmer avec l'enquêté et mettre les bonnes valeurs après verification, s'il le faut. </w:t>
         <w:br/>
@@ -6401,6 +6418,27 @@
           <w:sz w:val="20"/>
         </w:rPr>
         <w:t>- Nombre de mois exercé par fatou diop dans l'emploi au cours des 12 derniers mois semble faible, veuillez corriger s'il vous plait ou comfirmer avec le QG. Attention ! Le nombre de jours que fatou diop a travaillés par mois semble être inférieur à 15. Veuillez, s'il vous plaît, confirmer cette information.</w:t>
+      </w:r>
+    </w:p>
+    <w:p>
+      <w:r>
+        <w:rPr>
+          <w:b/>
+          <w:color w:val="4672C4"/>
+          <w:sz w:val="22"/>
+        </w:rPr>
+        <w:t>&gt;&gt; Section7b - Consommation alimentaire - 7 jours</w:t>
+      </w:r>
+    </w:p>
+    <w:p>
+      <w:pPr>
+        <w:ind w:left="283"/>
+      </w:pPr>
+      <w:r>
+        <w:rPr>
+          <w:sz w:val="20"/>
+        </w:rPr>
+        <w:t>- Attention ! Le prix unitaire d'achat (200 Fcfa) de Feuilles de  Haricot en Tas (Moyen) est relativement élevé par rapport aux autres prix observés dans cette zone. Prière de corriger ou de confirmer avec le QG.</w:t>
       </w:r>
     </w:p>
     <w:p>
@@ -7029,7 +7067,7 @@
         <w:rPr>
           <w:sz w:val="20"/>
         </w:rPr>
-        <w:t>- Attention ! Le prix unitaire d'achat (133.3333 Fcfa) de Poireau en Tas (Petit) est relativement élevé par rapport aux autres prix observés dans cette zone. Prière de corriger ou de confirmer avec le QG. Avertissement!!! Le ménage a consommé 7 Paquet Petit de Thé en sachet, cette quantité semble anormale pour une consommation des 7 derniers jours.Prière de corriger ou de confirmer avec le QG. Avertissement!! le prix unitaire (100 Fcfa) de Thé en sachet (unité: Paquet) de taille Petit est très faible ou élevé. Prière de corriger ou de confirmer avec le QG.</w:t>
+        <w:t>- Attention ! Le prix unitaire d'achat (125 Fcfa) de Œufs frais en Pièce (taille unique) est relativement élevé par rapport aux autres prix observés dans cette zone. Prière de corriger ou de confirmer avec le QG. Attention ! Le prix unitaire d'achat (16.66667 Fcfa) de Citron en Pièce (Moyen) est relativement faible par rapport aux autres prix observés dans cette zone. Prière de corriger ou de confirmer avec le QG. Attention ! Le prix unitaire d'achat (50 Fcfa) de Manioc en tubercules en Pièce (Moyen) est relativement faible par rapport aux autres prix observés dans cette zone. Prière de corriger ou de confirmer avec le QG. Avertissement!!! Le ménage a consommé 7 Paquet Petit de Thé en sachet, cette quantité semble anormale pour une consommation des 7 derniers jours.Prière de corriger ou de confirmer avec le QG. Avertissement!! le prix unitaire (100 Fcfa) de Thé en sachet (unité: Paquet) de taille Petit est très faible ou élevé. Prière de corriger ou de confirmer avec le QG.</w:t>
       </w:r>
     </w:p>
     <w:p>
